--- a/Road Map.docx
+++ b/Road Map.docx
@@ -48,13 +48,23 @@
         </w:rPr>
         <w:t xml:space="preserve"> - </w:t>
       </w:r>
+      <w:proofErr w:type="spellStart"/>
       <w:r>
         <w:rPr>
           <w:sz w:val="32"/>
           <w:szCs w:val="32"/>
           <w:lang w:val="ro-RO"/>
         </w:rPr>
-        <w:t>Optimizarea operațiilor vectoriale folosind ARM NEON</w:t>
+        <w:t>Vectorizarea</w:t>
+      </w:r>
+      <w:proofErr w:type="spellEnd"/>
+      <w:r>
+        <w:rPr>
+          <w:sz w:val="32"/>
+          <w:szCs w:val="32"/>
+          <w:lang w:val="ro-RO"/>
+        </w:rPr>
+        <w:t xml:space="preserve"> și optimizarea algoritmilor folosind instrucțiuni SIMD</w:t>
       </w:r>
     </w:p>
     <w:p>
